--- a/Course/Component 1 - Computer Systems/1.2 Software and Software Development/00 Topic Resources/End-of-Topic Worksheet (editable).docx
+++ b/Course/Component 1 - Computer Systems/1.2 Software and Software Development/00 Topic Resources/End-of-Topic Worksheet (editable).docx
@@ -79,7 +79,7 @@
     </w:p>
     <w:p>
       <w:r>
-        <w:t>Time: ~30 min. Check against the answer key at the end.</w:t>
+        <w:t>Time: ~60 min. Check against the answer key at the end.</w:t>
       </w:r>
     </w:p>
     <w:p>
@@ -92,6 +92,14 @@
     <w:p>
       <w:pPr>
         <w:pStyle w:val="Heading2"/>
+      </w:pPr>
+      <w:r>
+        <w:t>Section A — Skills practice</w:t>
+      </w:r>
+    </w:p>
+    <w:p>
+      <w:pPr>
+        <w:pStyle w:val="Heading3"/>
       </w:pPr>
       <w:r>
         <w:t>1. Key-term match</w:t>
@@ -485,7 +493,7 @@
     </w:p>
     <w:p>
       <w:pPr>
-        <w:pStyle w:val="Heading2"/>
+        <w:pStyle w:val="Heading3"/>
       </w:pPr>
       <w:r>
         <w:t>2. The four stages of compilation (in order)</w:t>
@@ -696,7 +704,7 @@
     </w:p>
     <w:p>
       <w:pPr>
-        <w:pStyle w:val="Heading2"/>
+        <w:pStyle w:val="Heading3"/>
       </w:pPr>
       <w:r>
         <w:t>3. Translators — complete the comparison table</w:t>
@@ -1266,7 +1274,7 @@
     </w:p>
     <w:p>
       <w:pPr>
-        <w:pStyle w:val="Heading2"/>
+        <w:pStyle w:val="Heading3"/>
       </w:pPr>
       <w:r>
         <w:t>4. Match the methodology to the scenario</w:t>
@@ -1514,7 +1522,7 @@
     </w:p>
     <w:p>
       <w:pPr>
-        <w:pStyle w:val="Heading2"/>
+        <w:pStyle w:val="Heading3"/>
       </w:pPr>
       <w:r>
         <w:t>5. Addressing modes</w:t>
@@ -1786,7 +1794,7 @@
     </w:p>
     <w:p>
       <w:pPr>
-        <w:pStyle w:val="Heading2"/>
+        <w:pStyle w:val="Heading3"/>
       </w:pPr>
       <w:r>
         <w:t>6. Scheduling &amp; interrupts — short answer</w:t>
@@ -2107,7 +2115,7 @@
     </w:p>
     <w:p>
       <w:pPr>
-        <w:pStyle w:val="Heading2"/>
+        <w:pStyle w:val="Heading3"/>
       </w:pPr>
       <w:r>
         <w:t>7. OOP — terms labelling/matching</w:t>
@@ -2505,7 +2513,7 @@
     </w:p>
     <w:p>
       <w:pPr>
-        <w:pStyle w:val="Heading2"/>
+        <w:pStyle w:val="Heading3"/>
       </w:pPr>
       <w:r>
         <w:t>8. Challenge box</w:t>
@@ -2912,6 +2920,1437 @@
           <w:b/>
         </w:rPr>
       </w:r>
+    </w:p>
+    <w:p>
+      <w:pPr>
+        <w:pBdr>
+          <w:bottom w:val="single" w:sz="6" w:space="1" w:color="AAAAAA"/>
+        </w:pBdr>
+      </w:pPr>
+    </w:p>
+    <w:p>
+      <w:pPr>
+        <w:pStyle w:val="Heading3"/>
+      </w:pPr>
+      <w:r>
+        <w:t>9. Interrupt handling with a nested interrupt — order the sequence</w:t>
+      </w:r>
+    </w:p>
+    <w:p>
+      <w:r>
+        <w:t xml:space="preserve">A word processor is running when the printer raises an interrupt (out of paper). While the printer's ISR is running, a </w:t>
+      </w:r>
+      <w:r>
+        <w:rPr>
+          <w:b/>
+        </w:rPr>
+        <w:t>higher-priority</w:t>
+      </w:r>
+      <w:r>
+        <w:t xml:space="preserve"> power-failure interrupt occurs. Number the steps </w:t>
+      </w:r>
+      <w:r>
+        <w:rPr>
+          <w:b/>
+        </w:rPr>
+        <w:t>1–7</w:t>
+      </w:r>
+      <w:r>
+        <w:t xml:space="preserve"> in the order they happen. Examiners report that candidates often forget the priority check and the reverse-order restore — watch for both.</w:t>
+      </w:r>
+    </w:p>
+    <w:p>
+      <w:r>
+        <w:t>____ The registers are popped off the stack in reverse order and the word processor resumes exactly where it left off.</w:t>
+      </w:r>
+    </w:p>
+    <w:p>
+      <w:r>
+        <w:t>____ At the end of the current FDE cycle, the CPU checks the interrupt register and finds a flag set.</w:t>
+      </w:r>
+    </w:p>
+    <w:p>
+      <w:r>
+        <w:t>____ The contents of the registers (PC, ACC, etc.) are pushed onto the stack.</w:t>
+      </w:r>
+    </w:p>
+    <w:p>
+      <w:r>
+        <w:t>____ The PC is loaded with the address of the printer's ISR (from the interrupt vector), and the ISR begins to run.</w:t>
+      </w:r>
+    </w:p>
+    <w:p>
+      <w:r>
+        <w:t>____ The printer interrupt's priority is compared with the current task's; it is higher, so it will be serviced.</w:t>
+      </w:r>
+    </w:p>
+    <w:p>
+      <w:r>
+        <w:t>____ The power-failure interrupt occurs: the printer ISR's register values are pushed onto the stack, and the higher-priority ISR runs to completion first.</w:t>
+      </w:r>
+    </w:p>
+    <w:p>
+      <w:r>
+        <w:t>____ The printer ISR's registers are popped off the stack and the printer ISR finishes running.</w:t>
+      </w:r>
+    </w:p>
+    <w:p>
+      <w:pPr>
+        <w:pBdr>
+          <w:bottom w:val="single" w:sz="6" w:space="1" w:color="AAAAAA"/>
+        </w:pBdr>
+      </w:pPr>
+    </w:p>
+    <w:p>
+      <w:pPr>
+        <w:pStyle w:val="Heading3"/>
+      </w:pPr>
+      <w:r>
+        <w:t>10. Which methodology — and why?</w:t>
+      </w:r>
+    </w:p>
+    <w:p>
+      <w:r>
+        <w:t xml:space="preserve">For each scenario, choose the best-fit methodology </w:t>
+      </w:r>
+      <w:r>
+        <w:rPr>
+          <w:b/>
+        </w:rPr>
+        <w:t>(Waterfall · Agile · Extreme Programming (XP) · Spiral · RAD)</w:t>
+      </w:r>
+      <w:r>
+        <w:t xml:space="preserve"> and — unlike activity 4 — add a </w:t>
+      </w:r>
+      <w:r>
+        <w:rPr>
+          <w:b/>
+        </w:rPr>
+        <w:t>one-sentence justification that quotes evidence from the scenario</w:t>
+      </w:r>
+      <w:r>
+        <w:t>. A bare methodology name with no scenario-linked reason scores nothing.</w:t>
+      </w:r>
+    </w:p>
+    <w:tbl>
+      <w:tblPr>
+        <w:tblStyle w:val="TableGrid"/>
+        <w:tblW w:type="auto" w:w="0"/>
+        <w:tblLook w:firstColumn="1" w:firstRow="1" w:lastColumn="0" w:lastRow="0" w:noHBand="0" w:noVBand="1" w:val="04A0"/>
+      </w:tblPr>
+      <w:tblGrid>
+        <w:gridCol w:w="2880"/>
+        <w:gridCol w:w="2880"/>
+        <w:gridCol w:w="2880"/>
+      </w:tblGrid>
+      <w:tr>
+        <w:tc>
+          <w:tcPr>
+            <w:tcW w:type="dxa" w:w="2880"/>
+            <w:shd w:fill="D9E2F3"/>
+          </w:tcPr>
+          <w:p>
+            <w:r>
+              <w:rPr>
+                <w:b/>
+              </w:rPr>
+            </w:r>
+            <w:r>
+              <w:rPr>
+                <w:b/>
+              </w:rPr>
+              <w:t>Scenario</w:t>
+            </w:r>
+          </w:p>
+        </w:tc>
+        <w:tc>
+          <w:tcPr>
+            <w:tcW w:type="dxa" w:w="2880"/>
+            <w:shd w:fill="D9E2F3"/>
+          </w:tcPr>
+          <w:p>
+            <w:r>
+              <w:rPr>
+                <w:b/>
+              </w:rPr>
+            </w:r>
+            <w:r>
+              <w:rPr>
+                <w:b/>
+              </w:rPr>
+              <w:t>Methodology</w:t>
+            </w:r>
+          </w:p>
+        </w:tc>
+        <w:tc>
+          <w:tcPr>
+            <w:tcW w:type="dxa" w:w="2880"/>
+            <w:shd w:fill="D9E2F3"/>
+          </w:tcPr>
+          <w:p>
+            <w:r>
+              <w:rPr>
+                <w:b/>
+              </w:rPr>
+            </w:r>
+            <w:r>
+              <w:rPr>
+                <w:b/>
+              </w:rPr>
+              <w:t>Justification (quote the scenario)</w:t>
+            </w:r>
+          </w:p>
+        </w:tc>
+      </w:tr>
+      <w:tr>
+        <w:tc>
+          <w:tcPr>
+            <w:tcW w:type="dxa" w:w="2880"/>
+          </w:tcPr>
+          <w:p>
+            <w:r/>
+            <w:r>
+              <w:t>a) A games studio must show a publisher a playable demo within weeks, then evolve it sprint by sprint using tester feedback.</w:t>
+            </w:r>
+          </w:p>
+        </w:tc>
+        <w:tc>
+          <w:tcPr>
+            <w:tcW w:type="dxa" w:w="2880"/>
+          </w:tcPr>
+          <w:p>
+            <w:r/>
+          </w:p>
+        </w:tc>
+        <w:tc>
+          <w:tcPr>
+            <w:tcW w:type="dxa" w:w="2880"/>
+          </w:tcPr>
+          <w:p>
+            <w:r/>
+          </w:p>
+        </w:tc>
+      </w:tr>
+      <w:tr>
+        <w:tc>
+          <w:tcPr>
+            <w:tcW w:type="dxa" w:w="2880"/>
+          </w:tcPr>
+          <w:p>
+            <w:r/>
+            <w:r>
+              <w:t>b) Tax-return software must implement fully specified, legally fixed government rules, with formal documentation and sign-off at each stage.</w:t>
+            </w:r>
+          </w:p>
+        </w:tc>
+        <w:tc>
+          <w:tcPr>
+            <w:tcW w:type="dxa" w:w="2880"/>
+          </w:tcPr>
+          <w:p>
+            <w:r/>
+          </w:p>
+        </w:tc>
+        <w:tc>
+          <w:tcPr>
+            <w:tcW w:type="dxa" w:w="2880"/>
+          </w:tcPr>
+          <w:p>
+            <w:r/>
+          </w:p>
+        </w:tc>
+      </w:tr>
+      <w:tr>
+        <w:tc>
+          <w:tcPr>
+            <w:tcW w:type="dxa" w:w="2880"/>
+          </w:tcPr>
+          <w:p>
+            <w:r/>
+            <w:r>
+              <w:t>c) A large defence project must evaluate the risks of each phase, building a prototype before more budget is committed to the next loop.</w:t>
+            </w:r>
+          </w:p>
+        </w:tc>
+        <w:tc>
+          <w:tcPr>
+            <w:tcW w:type="dxa" w:w="2880"/>
+          </w:tcPr>
+          <w:p>
+            <w:r/>
+          </w:p>
+        </w:tc>
+        <w:tc>
+          <w:tcPr>
+            <w:tcW w:type="dxa" w:w="2880"/>
+          </w:tcPr>
+          <w:p>
+            <w:r/>
+          </w:p>
+        </w:tc>
+      </w:tr>
+      <w:tr>
+        <w:tc>
+          <w:tcPr>
+            <w:tcW w:type="dxa" w:w="2880"/>
+          </w:tcPr>
+          <w:p>
+            <w:r/>
+            <w:r>
+              <w:t>d) A two-developer team writing firmware for a heart-rate monitor: quality is critical, a customer representative is available daily, and they release small, constantly-tested increments.</w:t>
+            </w:r>
+          </w:p>
+        </w:tc>
+        <w:tc>
+          <w:tcPr>
+            <w:tcW w:type="dxa" w:w="2880"/>
+          </w:tcPr>
+          <w:p>
+            <w:r/>
+          </w:p>
+        </w:tc>
+        <w:tc>
+          <w:tcPr>
+            <w:tcW w:type="dxa" w:w="2880"/>
+          </w:tcPr>
+          <w:p>
+            <w:r/>
+          </w:p>
+        </w:tc>
+      </w:tr>
+      <w:tr>
+        <w:tc>
+          <w:tcPr>
+            <w:tcW w:type="dxa" w:w="2880"/>
+          </w:tcPr>
+          <w:p>
+            <w:r/>
+            <w:r>
+              <w:t>e) An internal admin tool is needed urgently; users will refine throwaway prototypes with the developers, and a polished user interface matters more than efficient code.</w:t>
+            </w:r>
+          </w:p>
+        </w:tc>
+        <w:tc>
+          <w:tcPr>
+            <w:tcW w:type="dxa" w:w="2880"/>
+          </w:tcPr>
+          <w:p>
+            <w:r/>
+          </w:p>
+        </w:tc>
+        <w:tc>
+          <w:tcPr>
+            <w:tcW w:type="dxa" w:w="2880"/>
+          </w:tcPr>
+          <w:p>
+            <w:r/>
+          </w:p>
+        </w:tc>
+      </w:tr>
+    </w:tbl>
+    <w:p/>
+    <w:p>
+      <w:pPr>
+        <w:pBdr>
+          <w:bottom w:val="single" w:sz="6" w:space="1" w:color="AAAAAA"/>
+        </w:pBdr>
+      </w:pPr>
+    </w:p>
+    <w:p>
+      <w:pPr>
+        <w:pStyle w:val="Heading2"/>
+      </w:pPr>
+      <w:r>
+        <w:t>Section B — Exam practice (30 marks)</w:t>
+      </w:r>
+    </w:p>
+    <w:p>
+      <w:r>
+        <w:t>Answer all questions. Marks and assessment objectives are shown in brackets.</w:t>
+      </w:r>
+    </w:p>
+    <w:p>
+      <w:r>
+        <w:rPr>
+          <w:b/>
+        </w:rPr>
+        <w:t>Q1</w:t>
+      </w:r>
+      <w:r>
+        <w:t xml:space="preserve"> State </w:t>
+      </w:r>
+      <w:r>
+        <w:rPr>
+          <w:b/>
+        </w:rPr>
+        <w:t>two</w:t>
+      </w:r>
+      <w:r>
+        <w:t xml:space="preserve"> functions carried out by an operating system. </w:t>
+      </w:r>
+      <w:r>
+        <w:rPr>
+          <w:b/>
+        </w:rPr>
+        <w:t>[2]</w:t>
+      </w:r>
+      <w:r>
+        <w:t xml:space="preserve"> (AO1)</w:t>
+      </w:r>
+    </w:p>
+    <w:p>
+      <w:pPr>
+        <w:spacing w:before="260"/>
+        <w:pBdr>
+          <w:bottom w:val="single" w:sz="4" w:space="1" w:color="AAB4C0"/>
+        </w:pBdr>
+      </w:pPr>
+    </w:p>
+    <w:p>
+      <w:pPr>
+        <w:spacing w:before="260"/>
+        <w:pBdr>
+          <w:bottom w:val="single" w:sz="4" w:space="1" w:color="AAB4C0"/>
+        </w:pBdr>
+      </w:pPr>
+    </w:p>
+    <w:p>
+      <w:pPr>
+        <w:spacing w:before="260"/>
+        <w:pBdr>
+          <w:bottom w:val="single" w:sz="4" w:space="1" w:color="AAB4C0"/>
+        </w:pBdr>
+      </w:pPr>
+    </w:p>
+    <w:p>
+      <w:pPr>
+        <w:pBdr>
+          <w:bottom w:val="single" w:sz="6" w:space="1" w:color="AAAAAA"/>
+        </w:pBdr>
+      </w:pPr>
+    </w:p>
+    <w:p>
+      <w:pPr>
+        <w:pBdr>
+          <w:bottom w:val="single" w:sz="6" w:space="1" w:color="AAAAAA"/>
+        </w:pBdr>
+      </w:pPr>
+    </w:p>
+    <w:p>
+      <w:r>
+        <w:rPr>
+          <w:b/>
+        </w:rPr>
+        <w:t>Q2</w:t>
+      </w:r>
+      <w:r>
+        <w:t xml:space="preserve"> Describe what happens during the </w:t>
+      </w:r>
+      <w:r>
+        <w:rPr>
+          <w:b/>
+        </w:rPr>
+        <w:t>lexical analysis</w:t>
+      </w:r>
+      <w:r>
+        <w:t xml:space="preserve"> stage of compilation. </w:t>
+      </w:r>
+      <w:r>
+        <w:rPr>
+          <w:b/>
+        </w:rPr>
+        <w:t>[2]</w:t>
+      </w:r>
+      <w:r>
+        <w:t xml:space="preserve"> (AO1)</w:t>
+      </w:r>
+    </w:p>
+    <w:p>
+      <w:pPr>
+        <w:spacing w:before="260"/>
+        <w:pBdr>
+          <w:bottom w:val="single" w:sz="4" w:space="1" w:color="AAB4C0"/>
+        </w:pBdr>
+      </w:pPr>
+    </w:p>
+    <w:p>
+      <w:pPr>
+        <w:spacing w:before="260"/>
+        <w:pBdr>
+          <w:bottom w:val="single" w:sz="4" w:space="1" w:color="AAB4C0"/>
+        </w:pBdr>
+      </w:pPr>
+    </w:p>
+    <w:p>
+      <w:pPr>
+        <w:spacing w:before="260"/>
+        <w:pBdr>
+          <w:bottom w:val="single" w:sz="4" w:space="1" w:color="AAB4C0"/>
+        </w:pBdr>
+      </w:pPr>
+    </w:p>
+    <w:p>
+      <w:pPr>
+        <w:pBdr>
+          <w:bottom w:val="single" w:sz="6" w:space="1" w:color="AAAAAA"/>
+        </w:pBdr>
+      </w:pPr>
+    </w:p>
+    <w:p>
+      <w:pPr>
+        <w:pBdr>
+          <w:bottom w:val="single" w:sz="6" w:space="1" w:color="AAAAAA"/>
+        </w:pBdr>
+      </w:pPr>
+    </w:p>
+    <w:p>
+      <w:r>
+        <w:rPr>
+          <w:b/>
+        </w:rPr>
+        <w:t>Q3</w:t>
+      </w:r>
+      <w:r>
+        <w:t xml:space="preserve"> An A-level student is learning to program in Python. She writes short programs, makes small changes and re-runs her code many times each lesson. Explain why a language that is </w:t>
+      </w:r>
+      <w:r>
+        <w:rPr>
+          <w:b/>
+        </w:rPr>
+        <w:t>interpreted</w:t>
+      </w:r>
+      <w:r>
+        <w:t xml:space="preserve"> is well suited to the student's situation. </w:t>
+      </w:r>
+      <w:r>
+        <w:rPr>
+          <w:b/>
+        </w:rPr>
+        <w:t>[3]</w:t>
+      </w:r>
+      <w:r>
+        <w:t xml:space="preserve"> (AO2)</w:t>
+      </w:r>
+    </w:p>
+    <w:p>
+      <w:pPr>
+        <w:spacing w:before="260"/>
+        <w:pBdr>
+          <w:bottom w:val="single" w:sz="4" w:space="1" w:color="AAB4C0"/>
+        </w:pBdr>
+      </w:pPr>
+    </w:p>
+    <w:p>
+      <w:pPr>
+        <w:spacing w:before="260"/>
+        <w:pBdr>
+          <w:bottom w:val="single" w:sz="4" w:space="1" w:color="AAB4C0"/>
+        </w:pBdr>
+      </w:pPr>
+    </w:p>
+    <w:p>
+      <w:pPr>
+        <w:spacing w:before="260"/>
+        <w:pBdr>
+          <w:bottom w:val="single" w:sz="4" w:space="1" w:color="AAB4C0"/>
+        </w:pBdr>
+      </w:pPr>
+    </w:p>
+    <w:p>
+      <w:pPr>
+        <w:spacing w:before="260"/>
+        <w:pBdr>
+          <w:bottom w:val="single" w:sz="4" w:space="1" w:color="AAB4C0"/>
+        </w:pBdr>
+      </w:pPr>
+    </w:p>
+    <w:p>
+      <w:pPr>
+        <w:pBdr>
+          <w:bottom w:val="single" w:sz="6" w:space="1" w:color="AAAAAA"/>
+        </w:pBdr>
+      </w:pPr>
+    </w:p>
+    <w:p>
+      <w:pPr>
+        <w:pBdr>
+          <w:bottom w:val="single" w:sz="6" w:space="1" w:color="AAAAAA"/>
+        </w:pBdr>
+      </w:pPr>
+    </w:p>
+    <w:p>
+      <w:pPr>
+        <w:pBdr>
+          <w:bottom w:val="single" w:sz="6" w:space="1" w:color="AAAAAA"/>
+        </w:pBdr>
+      </w:pPr>
+    </w:p>
+    <w:p>
+      <w:r>
+        <w:rPr>
+          <w:b/>
+        </w:rPr>
+        <w:t>Q4</w:t>
+      </w:r>
+      <w:r>
+        <w:t xml:space="preserve"> A charity has asked a developer to build a fundraising website. The trustees are not sure exactly what features they want, expect their ideas to change as they see the site develop, and would like to try out working versions regularly. Explain why an </w:t>
+      </w:r>
+      <w:r>
+        <w:rPr>
+          <w:b/>
+        </w:rPr>
+        <w:t>agile</w:t>
+      </w:r>
+      <w:r>
+        <w:t xml:space="preserve"> approach is more appropriate than the </w:t>
+      </w:r>
+      <w:r>
+        <w:rPr>
+          <w:b/>
+        </w:rPr>
+        <w:t>waterfall</w:t>
+      </w:r>
+      <w:r>
+        <w:t xml:space="preserve"> lifecycle for this project. </w:t>
+      </w:r>
+      <w:r>
+        <w:rPr>
+          <w:b/>
+        </w:rPr>
+        <w:t>[4]</w:t>
+      </w:r>
+      <w:r>
+        <w:t xml:space="preserve"> (AO2)</w:t>
+      </w:r>
+    </w:p>
+    <w:p>
+      <w:pPr>
+        <w:spacing w:before="260"/>
+        <w:pBdr>
+          <w:bottom w:val="single" w:sz="4" w:space="1" w:color="AAB4C0"/>
+        </w:pBdr>
+      </w:pPr>
+    </w:p>
+    <w:p>
+      <w:pPr>
+        <w:spacing w:before="260"/>
+        <w:pBdr>
+          <w:bottom w:val="single" w:sz="4" w:space="1" w:color="AAB4C0"/>
+        </w:pBdr>
+      </w:pPr>
+    </w:p>
+    <w:p>
+      <w:pPr>
+        <w:spacing w:before="260"/>
+        <w:pBdr>
+          <w:bottom w:val="single" w:sz="4" w:space="1" w:color="AAB4C0"/>
+        </w:pBdr>
+      </w:pPr>
+    </w:p>
+    <w:p>
+      <w:pPr>
+        <w:spacing w:before="260"/>
+        <w:pBdr>
+          <w:bottom w:val="single" w:sz="4" w:space="1" w:color="AAB4C0"/>
+        </w:pBdr>
+      </w:pPr>
+    </w:p>
+    <w:p>
+      <w:pPr>
+        <w:spacing w:before="260"/>
+        <w:pBdr>
+          <w:bottom w:val="single" w:sz="4" w:space="1" w:color="AAB4C0"/>
+        </w:pBdr>
+      </w:pPr>
+    </w:p>
+    <w:p>
+      <w:pPr>
+        <w:spacing w:before="260"/>
+        <w:pBdr>
+          <w:bottom w:val="single" w:sz="4" w:space="1" w:color="AAB4C0"/>
+        </w:pBdr>
+      </w:pPr>
+    </w:p>
+    <w:p>
+      <w:pPr>
+        <w:pBdr>
+          <w:bottom w:val="single" w:sz="6" w:space="1" w:color="AAAAAA"/>
+        </w:pBdr>
+      </w:pPr>
+    </w:p>
+    <w:p>
+      <w:pPr>
+        <w:pBdr>
+          <w:bottom w:val="single" w:sz="6" w:space="1" w:color="AAAAAA"/>
+        </w:pBdr>
+      </w:pPr>
+    </w:p>
+    <w:p>
+      <w:pPr>
+        <w:pBdr>
+          <w:bottom w:val="single" w:sz="6" w:space="1" w:color="AAAAAA"/>
+        </w:pBdr>
+      </w:pPr>
+    </w:p>
+    <w:p>
+      <w:pPr>
+        <w:pBdr>
+          <w:bottom w:val="single" w:sz="6" w:space="1" w:color="AAAAAA"/>
+        </w:pBdr>
+      </w:pPr>
+    </w:p>
+    <w:p>
+      <w:r>
+        <w:rPr>
+          <w:b/>
+        </w:rPr>
+        <w:t>Q5</w:t>
+      </w:r>
+      <w:r>
+        <w:t xml:space="preserve"> A processor executes the instruction </w:t>
+      </w:r>
+      <w:r>
+        <w:rPr>
+          <w:b/>
+        </w:rPr>
+        <w:t>`LDA 40`</w:t>
+      </w:r>
+      <w:r>
+        <w:t xml:space="preserve">. The index register currently holds </w:t>
+      </w:r>
+      <w:r>
+        <w:rPr>
+          <w:b/>
+        </w:rPr>
+        <w:t>3</w:t>
+      </w:r>
+      <w:r>
+        <w:t>. Memory contents are:</w:t>
+      </w:r>
+    </w:p>
+    <w:tbl>
+      <w:tblPr>
+        <w:tblStyle w:val="TableGrid"/>
+        <w:tblW w:type="auto" w:w="0"/>
+        <w:tblLook w:firstColumn="1" w:firstRow="1" w:lastColumn="0" w:lastRow="0" w:noHBand="0" w:noVBand="1" w:val="04A0"/>
+      </w:tblPr>
+      <w:tblGrid>
+        <w:gridCol w:w="4320"/>
+        <w:gridCol w:w="4320"/>
+      </w:tblGrid>
+      <w:tr>
+        <w:tc>
+          <w:tcPr>
+            <w:tcW w:type="dxa" w:w="4320"/>
+            <w:shd w:fill="D9E2F3"/>
+          </w:tcPr>
+          <w:p>
+            <w:r>
+              <w:rPr>
+                <w:b/>
+              </w:rPr>
+            </w:r>
+            <w:r>
+              <w:rPr>
+                <w:b/>
+              </w:rPr>
+              <w:t>Address</w:t>
+            </w:r>
+          </w:p>
+        </w:tc>
+        <w:tc>
+          <w:tcPr>
+            <w:tcW w:type="dxa" w:w="4320"/>
+            <w:shd w:fill="D9E2F3"/>
+          </w:tcPr>
+          <w:p>
+            <w:r>
+              <w:rPr>
+                <w:b/>
+              </w:rPr>
+            </w:r>
+            <w:r>
+              <w:rPr>
+                <w:b/>
+              </w:rPr>
+              <w:t>Contents</w:t>
+            </w:r>
+          </w:p>
+        </w:tc>
+      </w:tr>
+      <w:tr>
+        <w:tc>
+          <w:tcPr>
+            <w:tcW w:type="dxa" w:w="4320"/>
+          </w:tcPr>
+          <w:p>
+            <w:r/>
+            <w:r>
+              <w:t>40</w:t>
+            </w:r>
+          </w:p>
+        </w:tc>
+        <w:tc>
+          <w:tcPr>
+            <w:tcW w:type="dxa" w:w="4320"/>
+          </w:tcPr>
+          <w:p>
+            <w:r/>
+            <w:r>
+              <w:t>55</w:t>
+            </w:r>
+          </w:p>
+        </w:tc>
+      </w:tr>
+      <w:tr>
+        <w:tc>
+          <w:tcPr>
+            <w:tcW w:type="dxa" w:w="4320"/>
+          </w:tcPr>
+          <w:p>
+            <w:r/>
+            <w:r>
+              <w:t>43</w:t>
+            </w:r>
+          </w:p>
+        </w:tc>
+        <w:tc>
+          <w:tcPr>
+            <w:tcW w:type="dxa" w:w="4320"/>
+          </w:tcPr>
+          <w:p>
+            <w:r/>
+            <w:r>
+              <w:t>21</w:t>
+            </w:r>
+          </w:p>
+        </w:tc>
+      </w:tr>
+      <w:tr>
+        <w:tc>
+          <w:tcPr>
+            <w:tcW w:type="dxa" w:w="4320"/>
+          </w:tcPr>
+          <w:p>
+            <w:r/>
+            <w:r>
+              <w:t>55</w:t>
+            </w:r>
+          </w:p>
+        </w:tc>
+        <w:tc>
+          <w:tcPr>
+            <w:tcW w:type="dxa" w:w="4320"/>
+          </w:tcPr>
+          <w:p>
+            <w:r/>
+            <w:r>
+              <w:t>88</w:t>
+            </w:r>
+          </w:p>
+        </w:tc>
+      </w:tr>
+    </w:tbl>
+    <w:p/>
+    <w:p>
+      <w:r>
+        <w:t xml:space="preserve">Complete the table to show the value loaded into the accumulator under each addressing mode. </w:t>
+      </w:r>
+      <w:r>
+        <w:rPr>
+          <w:b/>
+        </w:rPr>
+        <w:t>[4]</w:t>
+      </w:r>
+      <w:r>
+        <w:t xml:space="preserve"> (AO2)</w:t>
+      </w:r>
+    </w:p>
+    <w:p>
+      <w:pPr>
+        <w:spacing w:before="260"/>
+        <w:pBdr>
+          <w:bottom w:val="single" w:sz="4" w:space="1" w:color="AAB4C0"/>
+        </w:pBdr>
+      </w:pPr>
+    </w:p>
+    <w:p>
+      <w:pPr>
+        <w:spacing w:before="260"/>
+        <w:pBdr>
+          <w:bottom w:val="single" w:sz="4" w:space="1" w:color="AAB4C0"/>
+        </w:pBdr>
+      </w:pPr>
+    </w:p>
+    <w:p>
+      <w:pPr>
+        <w:spacing w:before="260"/>
+        <w:pBdr>
+          <w:bottom w:val="single" w:sz="4" w:space="1" w:color="AAB4C0"/>
+        </w:pBdr>
+      </w:pPr>
+    </w:p>
+    <w:p>
+      <w:pPr>
+        <w:spacing w:before="260"/>
+        <w:pBdr>
+          <w:bottom w:val="single" w:sz="4" w:space="1" w:color="AAB4C0"/>
+        </w:pBdr>
+      </w:pPr>
+    </w:p>
+    <w:p>
+      <w:pPr>
+        <w:spacing w:before="260"/>
+        <w:pBdr>
+          <w:bottom w:val="single" w:sz="4" w:space="1" w:color="AAB4C0"/>
+        </w:pBdr>
+      </w:pPr>
+    </w:p>
+    <w:p>
+      <w:pPr>
+        <w:spacing w:before="260"/>
+        <w:pBdr>
+          <w:bottom w:val="single" w:sz="4" w:space="1" w:color="AAB4C0"/>
+        </w:pBdr>
+      </w:pPr>
+    </w:p>
+    <w:tbl>
+      <w:tblPr>
+        <w:tblStyle w:val="TableGrid"/>
+        <w:tblW w:type="auto" w:w="0"/>
+        <w:tblLook w:firstColumn="1" w:firstRow="1" w:lastColumn="0" w:lastRow="0" w:noHBand="0" w:noVBand="1" w:val="04A0"/>
+      </w:tblPr>
+      <w:tblGrid>
+        <w:gridCol w:w="4320"/>
+        <w:gridCol w:w="4320"/>
+      </w:tblGrid>
+      <w:tr>
+        <w:tc>
+          <w:tcPr>
+            <w:tcW w:type="dxa" w:w="4320"/>
+            <w:shd w:fill="D9E2F3"/>
+          </w:tcPr>
+          <w:p>
+            <w:r>
+              <w:rPr>
+                <w:b/>
+              </w:rPr>
+            </w:r>
+            <w:r>
+              <w:rPr>
+                <w:b/>
+              </w:rPr>
+              <w:t>Addressing mode</w:t>
+            </w:r>
+          </w:p>
+        </w:tc>
+        <w:tc>
+          <w:tcPr>
+            <w:tcW w:type="dxa" w:w="4320"/>
+            <w:shd w:fill="D9E2F3"/>
+          </w:tcPr>
+          <w:p>
+            <w:r>
+              <w:rPr>
+                <w:b/>
+              </w:rPr>
+            </w:r>
+            <w:r>
+              <w:rPr>
+                <w:b/>
+              </w:rPr>
+              <w:t>Value loaded into ACC</w:t>
+            </w:r>
+          </w:p>
+        </w:tc>
+      </w:tr>
+      <w:tr>
+        <w:tc>
+          <w:tcPr>
+            <w:tcW w:type="dxa" w:w="4320"/>
+          </w:tcPr>
+          <w:p>
+            <w:r/>
+            <w:r>
+              <w:t>Immediate</w:t>
+            </w:r>
+          </w:p>
+        </w:tc>
+        <w:tc>
+          <w:tcPr>
+            <w:tcW w:type="dxa" w:w="4320"/>
+          </w:tcPr>
+          <w:p>
+            <w:r/>
+          </w:p>
+        </w:tc>
+      </w:tr>
+      <w:tr>
+        <w:tc>
+          <w:tcPr>
+            <w:tcW w:type="dxa" w:w="4320"/>
+          </w:tcPr>
+          <w:p>
+            <w:r/>
+            <w:r>
+              <w:t>Direct</w:t>
+            </w:r>
+          </w:p>
+        </w:tc>
+        <w:tc>
+          <w:tcPr>
+            <w:tcW w:type="dxa" w:w="4320"/>
+          </w:tcPr>
+          <w:p>
+            <w:r/>
+          </w:p>
+        </w:tc>
+      </w:tr>
+      <w:tr>
+        <w:tc>
+          <w:tcPr>
+            <w:tcW w:type="dxa" w:w="4320"/>
+          </w:tcPr>
+          <w:p>
+            <w:r/>
+            <w:r>
+              <w:t>Indirect</w:t>
+            </w:r>
+          </w:p>
+        </w:tc>
+        <w:tc>
+          <w:tcPr>
+            <w:tcW w:type="dxa" w:w="4320"/>
+          </w:tcPr>
+          <w:p>
+            <w:r/>
+          </w:p>
+        </w:tc>
+      </w:tr>
+      <w:tr>
+        <w:tc>
+          <w:tcPr>
+            <w:tcW w:type="dxa" w:w="4320"/>
+          </w:tcPr>
+          <w:p>
+            <w:r/>
+            <w:r>
+              <w:t>Indexed</w:t>
+            </w:r>
+          </w:p>
+        </w:tc>
+        <w:tc>
+          <w:tcPr>
+            <w:tcW w:type="dxa" w:w="4320"/>
+          </w:tcPr>
+          <w:p>
+            <w:r/>
+          </w:p>
+        </w:tc>
+      </w:tr>
+    </w:tbl>
+    <w:p/>
+    <w:p>
+      <w:r>
+        <w:rPr>
+          <w:b/>
+        </w:rPr>
+        <w:t>Q6</w:t>
+      </w:r>
+      <w:r>
+        <w:t xml:space="preserve"> State what is meant by an </w:t>
+      </w:r>
+      <w:r>
+        <w:rPr>
+          <w:b/>
+        </w:rPr>
+        <w:t>interrupt</w:t>
+      </w:r>
+      <w:r>
+        <w:t xml:space="preserve">, and give </w:t>
+      </w:r>
+      <w:r>
+        <w:rPr>
+          <w:b/>
+        </w:rPr>
+        <w:t>one</w:t>
+      </w:r>
+      <w:r>
+        <w:t xml:space="preserve"> example of an event that would generate one. </w:t>
+      </w:r>
+      <w:r>
+        <w:rPr>
+          <w:b/>
+        </w:rPr>
+        <w:t>[2]</w:t>
+      </w:r>
+      <w:r>
+        <w:t xml:space="preserve"> (AO1)</w:t>
+      </w:r>
+    </w:p>
+    <w:p>
+      <w:pPr>
+        <w:spacing w:before="260"/>
+        <w:pBdr>
+          <w:bottom w:val="single" w:sz="4" w:space="1" w:color="AAB4C0"/>
+        </w:pBdr>
+      </w:pPr>
+    </w:p>
+    <w:p>
+      <w:pPr>
+        <w:spacing w:before="260"/>
+        <w:pBdr>
+          <w:bottom w:val="single" w:sz="4" w:space="1" w:color="AAB4C0"/>
+        </w:pBdr>
+      </w:pPr>
+    </w:p>
+    <w:p>
+      <w:pPr>
+        <w:spacing w:before="260"/>
+        <w:pBdr>
+          <w:bottom w:val="single" w:sz="4" w:space="1" w:color="AAB4C0"/>
+        </w:pBdr>
+      </w:pPr>
+    </w:p>
+    <w:p>
+      <w:pPr>
+        <w:pBdr>
+          <w:bottom w:val="single" w:sz="6" w:space="1" w:color="AAAAAA"/>
+        </w:pBdr>
+      </w:pPr>
+    </w:p>
+    <w:p>
+      <w:pPr>
+        <w:pBdr>
+          <w:bottom w:val="single" w:sz="6" w:space="1" w:color="AAAAAA"/>
+        </w:pBdr>
+      </w:pPr>
+    </w:p>
+    <w:p>
+      <w:r>
+        <w:rPr>
+          <w:b/>
+        </w:rPr>
+        <w:t>Q7</w:t>
+      </w:r>
+      <w:r>
+        <w:t xml:space="preserve"> Describe </w:t>
+      </w:r>
+      <w:r>
+        <w:rPr>
+          <w:b/>
+        </w:rPr>
+        <w:t>two</w:t>
+      </w:r>
+      <w:r>
+        <w:t xml:space="preserve"> differences between </w:t>
+      </w:r>
+      <w:r>
+        <w:rPr>
+          <w:b/>
+        </w:rPr>
+        <w:t>paging</w:t>
+      </w:r>
+      <w:r>
+        <w:t xml:space="preserve"> and </w:t>
+      </w:r>
+      <w:r>
+        <w:rPr>
+          <w:b/>
+        </w:rPr>
+        <w:t>segmentation</w:t>
+      </w:r>
+      <w:r>
+        <w:t xml:space="preserve">. </w:t>
+      </w:r>
+      <w:r>
+        <w:rPr>
+          <w:b/>
+        </w:rPr>
+        <w:t>[4]</w:t>
+      </w:r>
+      <w:r>
+        <w:t xml:space="preserve"> (AO1)</w:t>
+      </w:r>
+    </w:p>
+    <w:p>
+      <w:pPr>
+        <w:spacing w:before="260"/>
+        <w:pBdr>
+          <w:bottom w:val="single" w:sz="4" w:space="1" w:color="AAB4C0"/>
+        </w:pBdr>
+      </w:pPr>
+    </w:p>
+    <w:p>
+      <w:pPr>
+        <w:spacing w:before="260"/>
+        <w:pBdr>
+          <w:bottom w:val="single" w:sz="4" w:space="1" w:color="AAB4C0"/>
+        </w:pBdr>
+      </w:pPr>
+    </w:p>
+    <w:p>
+      <w:pPr>
+        <w:spacing w:before="260"/>
+        <w:pBdr>
+          <w:bottom w:val="single" w:sz="4" w:space="1" w:color="AAB4C0"/>
+        </w:pBdr>
+      </w:pPr>
+    </w:p>
+    <w:p>
+      <w:pPr>
+        <w:spacing w:before="260"/>
+        <w:pBdr>
+          <w:bottom w:val="single" w:sz="4" w:space="1" w:color="AAB4C0"/>
+        </w:pBdr>
+      </w:pPr>
+    </w:p>
+    <w:p>
+      <w:pPr>
+        <w:spacing w:before="260"/>
+        <w:pBdr>
+          <w:bottom w:val="single" w:sz="4" w:space="1" w:color="AAB4C0"/>
+        </w:pBdr>
+      </w:pPr>
+    </w:p>
+    <w:p>
+      <w:pPr>
+        <w:spacing w:before="260"/>
+        <w:pBdr>
+          <w:bottom w:val="single" w:sz="4" w:space="1" w:color="AAB4C0"/>
+        </w:pBdr>
+      </w:pPr>
+    </w:p>
+    <w:p>
+      <w:pPr>
+        <w:pBdr>
+          <w:bottom w:val="single" w:sz="6" w:space="1" w:color="AAAAAA"/>
+        </w:pBdr>
+      </w:pPr>
+    </w:p>
+    <w:p>
+      <w:pPr>
+        <w:pBdr>
+          <w:bottom w:val="single" w:sz="6" w:space="1" w:color="AAAAAA"/>
+        </w:pBdr>
+      </w:pPr>
+    </w:p>
+    <w:p>
+      <w:pPr>
+        <w:pBdr>
+          <w:bottom w:val="single" w:sz="6" w:space="1" w:color="AAAAAA"/>
+        </w:pBdr>
+      </w:pPr>
+    </w:p>
+    <w:p>
+      <w:pPr>
+        <w:pBdr>
+          <w:bottom w:val="single" w:sz="6" w:space="1" w:color="AAAAAA"/>
+        </w:pBdr>
+      </w:pPr>
+    </w:p>
+    <w:p>
+      <w:r>
+        <w:rPr>
+          <w:b/>
+        </w:rPr>
+        <w:t>Q8\</w:t>
+      </w:r>
+      <w:r>
+        <w:t>* A company is developing the control software for a fleet of autonomous delivery drones. The software is safety-critical: a fault could cause a drone to crash in a public place. However, the client also admits that some requirements — such as how the drones will be tracked by customers — are still evolving and will change during the project.</w:t>
+      </w:r>
+    </w:p>
+    <w:p>
+      <w:r>
+        <w:t xml:space="preserve">Discuss the suitability of the </w:t>
+      </w:r>
+      <w:r>
+        <w:rPr>
+          <w:b/>
+        </w:rPr>
+        <w:t>waterfall lifecycle</w:t>
+      </w:r>
+      <w:r>
+        <w:t xml:space="preserve"> and of </w:t>
+      </w:r>
+      <w:r>
+        <w:rPr>
+          <w:b/>
+        </w:rPr>
+        <w:t>agile methodologies</w:t>
+      </w:r>
+      <w:r>
+        <w:t xml:space="preserve"> for this project, and recommend how the company should proceed. </w:t>
+      </w:r>
+      <w:r>
+        <w:rPr>
+          <w:b/>
+        </w:rPr>
+        <w:t>[9]</w:t>
+      </w:r>
+      <w:r>
+        <w:t xml:space="preserve"> (AO3)</w:t>
+      </w:r>
+    </w:p>
+    <w:p>
+      <w:pPr>
+        <w:spacing w:before="260"/>
+        <w:pBdr>
+          <w:bottom w:val="single" w:sz="4" w:space="1" w:color="AAB4C0"/>
+        </w:pBdr>
+      </w:pPr>
+    </w:p>
+    <w:p>
+      <w:pPr>
+        <w:spacing w:before="260"/>
+        <w:pBdr>
+          <w:bottom w:val="single" w:sz="4" w:space="1" w:color="AAB4C0"/>
+        </w:pBdr>
+      </w:pPr>
+    </w:p>
+    <w:p>
+      <w:pPr>
+        <w:spacing w:before="260"/>
+        <w:pBdr>
+          <w:bottom w:val="single" w:sz="4" w:space="1" w:color="AAB4C0"/>
+        </w:pBdr>
+      </w:pPr>
+    </w:p>
+    <w:p>
+      <w:pPr>
+        <w:spacing w:before="260"/>
+        <w:pBdr>
+          <w:bottom w:val="single" w:sz="4" w:space="1" w:color="AAB4C0"/>
+        </w:pBdr>
+      </w:pPr>
+    </w:p>
+    <w:p>
+      <w:pPr>
+        <w:spacing w:before="260"/>
+        <w:pBdr>
+          <w:bottom w:val="single" w:sz="4" w:space="1" w:color="AAB4C0"/>
+        </w:pBdr>
+      </w:pPr>
+    </w:p>
+    <w:p>
+      <w:pPr>
+        <w:spacing w:before="260"/>
+        <w:pBdr>
+          <w:bottom w:val="single" w:sz="4" w:space="1" w:color="AAB4C0"/>
+        </w:pBdr>
+      </w:pPr>
+    </w:p>
+    <w:p>
+      <w:pPr>
+        <w:spacing w:before="260"/>
+        <w:pBdr>
+          <w:bottom w:val="single" w:sz="4" w:space="1" w:color="AAB4C0"/>
+        </w:pBdr>
+      </w:pPr>
+    </w:p>
+    <w:p>
+      <w:pPr>
+        <w:spacing w:before="260"/>
+        <w:pBdr>
+          <w:bottom w:val="single" w:sz="4" w:space="1" w:color="AAB4C0"/>
+        </w:pBdr>
+      </w:pPr>
+    </w:p>
+    <w:p>
+      <w:pPr>
+        <w:spacing w:before="260"/>
+        <w:pBdr>
+          <w:bottom w:val="single" w:sz="4" w:space="1" w:color="AAB4C0"/>
+        </w:pBdr>
+      </w:pPr>
+    </w:p>
+    <w:p>
+      <w:pPr>
+        <w:spacing w:before="260"/>
+        <w:pBdr>
+          <w:bottom w:val="single" w:sz="4" w:space="1" w:color="AAB4C0"/>
+        </w:pBdr>
+      </w:pPr>
+    </w:p>
+    <w:p>
+      <w:pPr>
+        <w:spacing w:before="260"/>
+        <w:pBdr>
+          <w:bottom w:val="single" w:sz="4" w:space="1" w:color="AAB4C0"/>
+        </w:pBdr>
+      </w:pPr>
+    </w:p>
+    <w:p>
+      <w:pPr>
+        <w:spacing w:before="260"/>
+        <w:pBdr>
+          <w:bottom w:val="single" w:sz="4" w:space="1" w:color="AAB4C0"/>
+        </w:pBdr>
+      </w:pPr>
+    </w:p>
+    <w:p>
+      <w:r>
+        <w:rPr>
+          <w:i/>
+        </w:rPr>
+        <w:t>The quality of your extended response will be assessed in this question.</w:t>
+      </w:r>
+    </w:p>
+    <w:p>
+      <w:pPr>
+        <w:pBdr>
+          <w:bottom w:val="single" w:sz="6" w:space="1" w:color="AAAAAA"/>
+        </w:pBdr>
+      </w:pPr>
+    </w:p>
+    <w:p>
+      <w:pPr>
+        <w:pBdr>
+          <w:bottom w:val="single" w:sz="6" w:space="1" w:color="AAAAAA"/>
+        </w:pBdr>
+      </w:pPr>
+    </w:p>
+    <w:p>
+      <w:pPr>
+        <w:pBdr>
+          <w:bottom w:val="single" w:sz="6" w:space="1" w:color="AAAAAA"/>
+        </w:pBdr>
+      </w:pPr>
+    </w:p>
+    <w:p>
+      <w:pPr>
+        <w:pBdr>
+          <w:bottom w:val="single" w:sz="6" w:space="1" w:color="AAAAAA"/>
+        </w:pBdr>
+      </w:pPr>
+    </w:p>
+    <w:p>
+      <w:pPr>
+        <w:pBdr>
+          <w:bottom w:val="single" w:sz="6" w:space="1" w:color="AAAAAA"/>
+        </w:pBdr>
+      </w:pPr>
+    </w:p>
+    <w:p>
+      <w:pPr>
+        <w:pBdr>
+          <w:bottom w:val="single" w:sz="6" w:space="1" w:color="AAAAAA"/>
+        </w:pBdr>
+      </w:pPr>
+    </w:p>
+    <w:p>
+      <w:pPr>
+        <w:pBdr>
+          <w:bottom w:val="single" w:sz="6" w:space="1" w:color="AAAAAA"/>
+        </w:pBdr>
+      </w:pPr>
+    </w:p>
+    <w:p>
+      <w:pPr>
+        <w:pBdr>
+          <w:bottom w:val="single" w:sz="6" w:space="1" w:color="AAAAAA"/>
+        </w:pBdr>
+      </w:pPr>
     </w:p>
     <w:p>
       <w:pPr>
